--- a/templates/非诉项目/2接谈笔录.docx
+++ b/templates/非诉项目/2接谈笔录.docx
@@ -67,7 +67,7 @@
           <w:sz w:val="28"/>
           <w:szCs w:val="28"/>
         </w:rPr>
-        <w:t>{{委托日期}}</w:t>
+        <w:t>{{一委托日期}}</w:t>
       </w:r>
     </w:p>
     <w:p>
@@ -95,6 +95,8 @@
           <w:rFonts w:hint="eastAsia"/>
           <w:sz w:val="28"/>
           <w:szCs w:val="28"/>
+          <w:u w:val="single"/>
+          <w:lang w:val="en-US"/>
         </w:rPr>
       </w:pPr>
       <w:r>
@@ -103,16 +105,42 @@
           <w:sz w:val="28"/>
           <w:szCs w:val="28"/>
         </w:rPr>
-        <w:t xml:space="preserve">    接待人： </w:t>
-      </w:r>
-      <w:r>
-        <w:rPr>
-          <w:rFonts w:hint="eastAsia"/>
-          <w:sz w:val="28"/>
-          <w:szCs w:val="28"/>
-          <w:u w:val="single"/>
-        </w:rPr>
-        <w:t xml:space="preserve"> </w:t>
+        <w:t xml:space="preserve">     接待人</w:t>
+      </w:r>
+      <w:r>
+        <w:rPr>
+          <w:rFonts w:hint="eastAsia"/>
+          <w:sz w:val="28"/>
+          <w:szCs w:val="28"/>
+          <w:lang w:eastAsia="zh-CN"/>
+        </w:rPr>
+        <w:t>（</w:t>
+      </w:r>
+      <w:r>
+        <w:rPr>
+          <w:rFonts w:hint="eastAsia"/>
+          <w:sz w:val="28"/>
+          <w:szCs w:val="28"/>
+          <w:lang w:val="en-US" w:eastAsia="zh-CN"/>
+        </w:rPr>
+        <w:t>律师</w:t>
+      </w:r>
+      <w:r>
+        <w:rPr>
+          <w:rFonts w:hint="eastAsia"/>
+          <w:sz w:val="28"/>
+          <w:szCs w:val="28"/>
+          <w:lang w:eastAsia="zh-CN"/>
+        </w:rPr>
+        <w:t>）</w:t>
+      </w:r>
+      <w:r>
+        <w:rPr>
+          <w:rFonts w:hint="eastAsia"/>
+          <w:sz w:val="28"/>
+          <w:szCs w:val="28"/>
+        </w:rPr>
+        <w:t>：</w:t>
       </w:r>
       <w:r>
         <w:rPr>
@@ -122,16 +150,30 @@
           <w:u w:val="single"/>
           <w:lang w:val="en-US" w:eastAsia="zh-CN"/>
         </w:rPr>
-        <w:t xml:space="preserve">       </w:t>
-      </w:r>
-      <w:r>
-        <w:rPr>
-          <w:rFonts w:hint="eastAsia"/>
+        <w:t xml:space="preserve">     </w:t>
+      </w:r>
+      <w:r>
+        <w:rPr>
           <w:sz w:val="28"/>
           <w:szCs w:val="28"/>
           <w:u w:val="single"/>
         </w:rPr>
-        <w:t xml:space="preserve"> </w:t>
+        <w:t xml:space="preserve">          </w:t>
+      </w:r>
+      <w:r>
+        <w:rPr>
+          <w:sz w:val="28"/>
+          <w:szCs w:val="28"/>
+        </w:rPr>
+        <w:t xml:space="preserve">  </w:t>
+      </w:r>
+      <w:r>
+        <w:rPr>
+          <w:rFonts w:hint="eastAsia"/>
+          <w:sz w:val="28"/>
+          <w:szCs w:val="28"/>
+        </w:rPr>
+        <w:t>记录人：</w:t>
       </w:r>
       <w:r>
         <w:rPr>
@@ -141,75 +183,7 @@
           <w:u w:val="single"/>
           <w:lang w:val="en-US" w:eastAsia="zh-CN"/>
         </w:rPr>
-        <w:t xml:space="preserve"> </w:t>
-      </w:r>
-      <w:r>
-        <w:rPr>
-          <w:rFonts w:hint="eastAsia"/>
-          <w:sz w:val="28"/>
-          <w:szCs w:val="28"/>
-          <w:u w:val="single"/>
-        </w:rPr>
-        <w:t xml:space="preserve">  </w:t>
-      </w:r>
-      <w:r>
-        <w:rPr>
-          <w:rFonts w:hint="eastAsia"/>
-          <w:sz w:val="28"/>
-          <w:szCs w:val="28"/>
-        </w:rPr>
-        <w:t xml:space="preserve">    </w:t>
-      </w:r>
-      <w:r>
-        <w:rPr>
-          <w:sz w:val="28"/>
-          <w:szCs w:val="28"/>
-        </w:rPr>
-        <w:t xml:space="preserve">     </w:t>
-      </w:r>
-      <w:r>
-        <w:rPr>
-          <w:rFonts w:hint="eastAsia"/>
-          <w:sz w:val="28"/>
-          <w:szCs w:val="28"/>
-        </w:rPr>
-        <w:t xml:space="preserve">记录人：  </w:t>
-      </w:r>
-      <w:r>
-        <w:rPr>
-          <w:rFonts w:hint="eastAsia"/>
-          <w:sz w:val="28"/>
-          <w:szCs w:val="28"/>
-          <w:u w:val="single"/>
-        </w:rPr>
-        <w:t xml:space="preserve"> </w:t>
-      </w:r>
-      <w:r>
-        <w:rPr>
-          <w:rFonts w:hint="eastAsia"/>
-          <w:sz w:val="28"/>
-          <w:szCs w:val="28"/>
-          <w:u w:val="single"/>
-          <w:lang w:val="en-US" w:eastAsia="zh-CN"/>
-        </w:rPr>
-        <w:t xml:space="preserve">       </w:t>
-      </w:r>
-      <w:r>
-        <w:rPr>
-          <w:rFonts w:hint="eastAsia"/>
-          <w:sz w:val="28"/>
-          <w:szCs w:val="28"/>
-          <w:u w:val="single"/>
-        </w:rPr>
-        <w:t xml:space="preserve">   </w:t>
-      </w:r>
-      <w:r>
-        <w:rPr>
-          <w:rFonts w:hint="eastAsia"/>
-          <w:sz w:val="28"/>
-          <w:szCs w:val="28"/>
-        </w:rPr>
-        <w:t xml:space="preserve">   </w:t>
+        <w:t xml:space="preserve">         </w:t>
       </w:r>
     </w:p>
     <w:p>
@@ -220,6 +194,7 @@
           <w:rFonts w:hint="eastAsia"/>
           <w:sz w:val="28"/>
           <w:szCs w:val="28"/>
+          <w:u w:val="single"/>
         </w:rPr>
       </w:pPr>
       <w:r>
@@ -228,7 +203,42 @@
           <w:sz w:val="28"/>
           <w:szCs w:val="28"/>
         </w:rPr>
-        <w:t>被接待人：</w:t>
+        <w:t>被接待人</w:t>
+      </w:r>
+      <w:r>
+        <w:rPr>
+          <w:rFonts w:hint="eastAsia"/>
+          <w:sz w:val="28"/>
+          <w:szCs w:val="28"/>
+          <w:lang w:eastAsia="zh-CN"/>
+        </w:rPr>
+        <w:t>（</w:t>
+      </w:r>
+      <w:r>
+        <w:rPr>
+          <w:rFonts w:hint="eastAsia"/>
+          <w:sz w:val="28"/>
+          <w:szCs w:val="28"/>
+          <w:lang w:val="en-US" w:eastAsia="zh-CN"/>
+        </w:rPr>
+        <w:t>委托人</w:t>
+      </w:r>
+      <w:r>
+        <w:rPr>
+          <w:rFonts w:hint="eastAsia"/>
+          <w:sz w:val="28"/>
+          <w:szCs w:val="28"/>
+          <w:lang w:eastAsia="zh-CN"/>
+        </w:rPr>
+        <w:t>）</w:t>
+      </w:r>
+      <w:r>
+        <w:rPr>
+          <w:rFonts w:hint="eastAsia"/>
+          <w:sz w:val="28"/>
+          <w:szCs w:val="28"/>
+        </w:rPr>
+        <w:t>：</w:t>
       </w:r>
       <w:r>
         <w:rPr>
@@ -237,44 +247,18 @@
           <w:szCs w:val="28"/>
           <w:u w:val="single"/>
         </w:rPr>
+        <w:t xml:space="preserve"> {{二委托人}}</w:t>
+      </w:r>
+      <w:bookmarkStart w:id="0" w:name="_GoBack"/>
+      <w:bookmarkEnd w:id="0"/>
+      <w:r>
+        <w:rPr>
+          <w:rFonts w:hint="eastAsia"/>
+          <w:sz w:val="28"/>
+          <w:szCs w:val="28"/>
+          <w:u w:val="single"/>
+        </w:rPr>
         <w:t xml:space="preserve"> </w:t>
-      </w:r>
-      <w:r>
-        <w:rPr>
-          <w:rFonts w:hint="eastAsia"/>
-          <w:sz w:val="28"/>
-          <w:szCs w:val="28"/>
-          <w:u w:val="single"/>
-          <w:lang w:val="en-US" w:eastAsia="zh-CN"/>
-        </w:rPr>
-        <w:t xml:space="preserve">       </w:t>
-      </w:r>
-      <w:r>
-        <w:rPr>
-          <w:rFonts w:hint="eastAsia"/>
-          <w:sz w:val="28"/>
-          <w:szCs w:val="28"/>
-          <w:u w:val="single"/>
-        </w:rPr>
-        <w:t xml:space="preserve">    </w:t>
-      </w:r>
-    </w:p>
-    <w:p>
-      <w:pPr>
-        <w:spacing w:line="360" w:lineRule="auto"/>
-        <w:rPr>
-          <w:rFonts w:hint="eastAsia"/>
-          <w:sz w:val="28"/>
-          <w:szCs w:val="28"/>
-        </w:rPr>
-      </w:pPr>
-      <w:r>
-        <w:rPr>
-          <w:rFonts w:hint="eastAsia"/>
-          <w:sz w:val="28"/>
-          <w:szCs w:val="28"/>
-        </w:rPr>
-        <w:t xml:space="preserve">    问：我是北京市盈科（青岛）律师事务所的律师，请问有什么可以帮助到你们？</w:t>
       </w:r>
     </w:p>
     <w:p>
@@ -285,7 +269,6 @@
           <w:rFonts w:hint="eastAsia"/>
           <w:sz w:val="28"/>
           <w:szCs w:val="28"/>
-          <w:u w:val="single"/>
         </w:rPr>
       </w:pPr>
       <w:r>
@@ -293,17 +276,9 @@
           <w:rFonts w:hint="eastAsia"/>
           <w:sz w:val="28"/>
           <w:szCs w:val="28"/>
-        </w:rPr>
-        <w:t>答：</w:t>
-      </w:r>
-      <w:r>
-        <w:rPr>
-          <w:rFonts w:hint="eastAsia"/>
-          <w:sz w:val="28"/>
-          <w:szCs w:val="28"/>
-          <w:u w:val="single"/>
-        </w:rPr>
-        <w:t xml:space="preserve">                    </w:t>
+          <w:u w:val="none"/>
+        </w:rPr>
+        <w:t>下面以“问”代表接待人（律师）问，以“答”代表被接待人（委托人）答。</w:t>
       </w:r>
     </w:p>
     <w:p>
@@ -321,7 +296,7 @@
           <w:sz w:val="28"/>
           <w:szCs w:val="28"/>
         </w:rPr>
-        <w:t xml:space="preserve">    问：好的，没问题。我们将竭诚为贵司提供优质、高效、全面的法律服务。烦请您出示一下贵司的资质材料。</w:t>
+        <w:t xml:space="preserve">    问：我是北京市盈科（青岛）律师事务所的律师，请问有什么可以帮助到你们？</w:t>
       </w:r>
     </w:p>
     <w:p>
@@ -350,6 +325,53 @@
           <w:szCs w:val="28"/>
           <w:u w:val="single"/>
         </w:rPr>
+        <w:t xml:space="preserve">                    </w:t>
+      </w:r>
+    </w:p>
+    <w:p>
+      <w:pPr>
+        <w:spacing w:line="360" w:lineRule="auto"/>
+        <w:rPr>
+          <w:rFonts w:hint="eastAsia"/>
+          <w:sz w:val="28"/>
+          <w:szCs w:val="28"/>
+        </w:rPr>
+      </w:pPr>
+      <w:r>
+        <w:rPr>
+          <w:rFonts w:hint="eastAsia"/>
+          <w:sz w:val="28"/>
+          <w:szCs w:val="28"/>
+        </w:rPr>
+        <w:t xml:space="preserve">    问：好的，没问题。我们将竭诚为贵司提供优质、高效、全面的法律服务。烦请您出示一下贵司的资质材料。</w:t>
+      </w:r>
+    </w:p>
+    <w:p>
+      <w:pPr>
+        <w:spacing w:line="360" w:lineRule="auto"/>
+        <w:ind w:firstLine="560" w:firstLineChars="200"/>
+        <w:rPr>
+          <w:rFonts w:hint="eastAsia"/>
+          <w:sz w:val="28"/>
+          <w:szCs w:val="28"/>
+          <w:u w:val="single"/>
+        </w:rPr>
+      </w:pPr>
+      <w:r>
+        <w:rPr>
+          <w:rFonts w:hint="eastAsia"/>
+          <w:sz w:val="28"/>
+          <w:szCs w:val="28"/>
+        </w:rPr>
+        <w:t>答：</w:t>
+      </w:r>
+      <w:r>
+        <w:rPr>
+          <w:rFonts w:hint="eastAsia"/>
+          <w:sz w:val="28"/>
+          <w:szCs w:val="28"/>
+          <w:u w:val="single"/>
+        </w:rPr>
         <w:t xml:space="preserve">                       </w:t>
       </w:r>
     </w:p>
@@ -552,7 +574,41 @@
           <w:sz w:val="28"/>
           <w:szCs w:val="28"/>
         </w:rPr>
-        <w:t xml:space="preserve"> 当事人（签字）：</w:t>
+        <w:t xml:space="preserve"> </w:t>
+      </w:r>
+      <w:r>
+        <w:rPr>
+          <w:rFonts w:hint="eastAsia"/>
+          <w:sz w:val="28"/>
+          <w:szCs w:val="28"/>
+          <w:lang w:val="en-US" w:eastAsia="zh-CN"/>
+        </w:rPr>
+        <w:t>委托</w:t>
+      </w:r>
+      <w:r>
+        <w:rPr>
+          <w:rFonts w:hint="eastAsia"/>
+          <w:sz w:val="28"/>
+          <w:szCs w:val="28"/>
+        </w:rPr>
+        <w:t>人（签字</w:t>
+      </w:r>
+      <w:r>
+        <w:rPr>
+          <w:rFonts w:hint="eastAsia"/>
+          <w:sz w:val="28"/>
+          <w:szCs w:val="28"/>
+          <w:lang w:val="en-US" w:eastAsia="zh-CN"/>
+        </w:rPr>
+        <w:t>/盖章</w:t>
+      </w:r>
+      <w:r>
+        <w:rPr>
+          <w:rFonts w:hint="eastAsia"/>
+          <w:sz w:val="28"/>
+          <w:szCs w:val="28"/>
+        </w:rPr>
+        <w:t>）：</w:t>
       </w:r>
       <w:r>
         <w:rPr>
@@ -581,18 +637,16 @@
         </w:rPr>
         <w:t xml:space="preserve">                                </w:t>
       </w:r>
-      <w:bookmarkStart w:id="0" w:name="_GoBack"/>
-      <w:r>
-        <w:rPr>
-          <w:rFonts w:hint="eastAsia"/>
-          <w:sz w:val="28"/>
-          <w:szCs w:val="28"/>
-          <w:u w:val="none"/>
+      <w:r>
+        <w:rPr>
+          <w:rFonts w:hint="eastAsia"/>
+          <w:sz w:val="28"/>
+          <w:szCs w:val="28"/>
+          <w:u w:val="single"/>
           <w:lang w:val="en-US" w:eastAsia="zh-CN"/>
         </w:rPr>
-        <w:t>{{委托日期}}</w:t>
-      </w:r>
-      <w:bookmarkEnd w:id="0"/>
+        <w:t>{{一委托日期}}</w:t>
+      </w:r>
     </w:p>
     <w:sectPr>
       <w:headerReference r:id="rId3" w:type="default"/>

--- a/templates/非诉项目/2接谈笔录.docx
+++ b/templates/非诉项目/2接谈笔录.docx
@@ -67,7 +67,7 @@
           <w:sz w:val="28"/>
           <w:szCs w:val="28"/>
         </w:rPr>
-        <w:t>{{一委托日期}}</w:t>
+        <w:t>{{_1委托日期}}</w:t>
       </w:r>
     </w:p>
     <w:p>
@@ -247,7 +247,7 @@
           <w:szCs w:val="28"/>
           <w:u w:val="single"/>
         </w:rPr>
-        <w:t xml:space="preserve"> {{二委托人}}</w:t>
+        <w:t xml:space="preserve"> {{_2委托人}}</w:t>
       </w:r>
       <w:bookmarkStart w:id="0" w:name="_GoBack"/>
       <w:bookmarkEnd w:id="0"/>
@@ -645,7 +645,7 @@
           <w:u w:val="single"/>
           <w:lang w:val="en-US" w:eastAsia="zh-CN"/>
         </w:rPr>
-        <w:t>{{一委托日期}}</w:t>
+        <w:t>{{_1委托日期}}</w:t>
       </w:r>
     </w:p>
     <w:sectPr>
